--- a/docs/answers/as-solvingeqsindices.docx
+++ b/docs/answers/as-solvingeqsindices.docx
@@ -52,7 +52,7 @@
         </w:rPr>
         <w:t xml:space="preserve"> </w:t>
       </w:r>
-      <w:hyperlink r:id="rId20">
+      <w:hyperlink r:id="rId9">
         <w:r>
           <w:rPr>
             <w:rStyle w:val="Hyperlink"/>
@@ -101,19 +101,21 @@
             </m:r>
           </m:sub>
         </m:sSub>
-        <m:d>
-          <m:dPr>
-            <m:begChr m:val="("/>
-            <m:sepChr m:val=""/>
-            <m:endChr m:val=")"/>
-            <m:grow/>
-          </m:dPr>
-          <m:e>
-            <m:r>
-              <m:t>x</m:t>
-            </m:r>
-          </m:e>
-        </m:d>
+        <m:r>
+          <m:rPr>
+            <m:sty m:val="p"/>
+          </m:rPr>
+          <m:t>(</m:t>
+        </m:r>
+        <m:r>
+          <m:t>x</m:t>
+        </m:r>
+        <m:r>
+          <m:rPr>
+            <m:sty m:val="p"/>
+          </m:rPr>
+          <m:t>)</m:t>
+        </m:r>
       </m:oMath>
       <w:r>
         <w:t xml:space="preserve"> </w:t>
@@ -131,19 +133,21 @@
           </m:rPr>
           <m:t>ln</m:t>
         </m:r>
-        <m:d>
-          <m:dPr>
-            <m:begChr m:val="("/>
-            <m:sepChr m:val=""/>
-            <m:endChr m:val=")"/>
-            <m:grow/>
-          </m:dPr>
-          <m:e>
-            <m:r>
-              <m:t>x</m:t>
-            </m:r>
-          </m:e>
-        </m:d>
+        <m:r>
+          <m:rPr>
+            <m:sty m:val="p"/>
+          </m:rPr>
+          <m:t>(</m:t>
+        </m:r>
+        <m:r>
+          <m:t>x</m:t>
+        </m:r>
+        <m:r>
+          <m:rPr>
+            <m:sty m:val="p"/>
+          </m:rPr>
+          <m:t>)</m:t>
+        </m:r>
       </m:oMath>
       <w:r>
         <w:t xml:space="preserve">.</w:t>
@@ -624,19 +628,21 @@
                 </m:r>
               </m:sub>
             </m:sSub>
-            <m:d>
-              <m:dPr>
-                <m:begChr m:val="("/>
-                <m:sepChr m:val=""/>
-                <m:endChr m:val=")"/>
-                <m:grow/>
-              </m:dPr>
-              <m:e>
-                <m:r>
-                  <m:t>10</m:t>
-                </m:r>
-              </m:e>
-            </m:d>
+            <m:r>
+              <m:rPr>
+                <m:sty m:val="p"/>
+              </m:rPr>
+              <m:t>(</m:t>
+            </m:r>
+            <m:r>
+              <m:t>10</m:t>
+            </m:r>
+            <m:r>
+              <m:rPr>
+                <m:sty m:val="p"/>
+              </m:rPr>
+              <m:t>)</m:t>
+            </m:r>
           </m:num>
           <m:den>
             <m:r>
@@ -1147,19 +1153,21 @@
               </m:rPr>
               <m:t>ln</m:t>
             </m:r>
-            <m:d>
-              <m:dPr>
-                <m:begChr m:val="("/>
-                <m:sepChr m:val=""/>
-                <m:endChr m:val=")"/>
-                <m:grow/>
-              </m:dPr>
-              <m:e>
-                <m:r>
-                  <m:t>9</m:t>
-                </m:r>
-              </m:e>
-            </m:d>
+            <m:r>
+              <m:rPr>
+                <m:sty m:val="p"/>
+              </m:rPr>
+              <m:t>(</m:t>
+            </m:r>
+            <m:r>
+              <m:t>9</m:t>
+            </m:r>
+            <m:r>
+              <m:rPr>
+                <m:sty m:val="p"/>
+              </m:rPr>
+              <m:t>)</m:t>
+            </m:r>
           </m:num>
           <m:den>
             <m:r>
@@ -1269,19 +1277,21 @@
               </m:rPr>
               <m:t>ln</m:t>
             </m:r>
-            <m:d>
-              <m:dPr>
-                <m:begChr m:val="("/>
-                <m:sepChr m:val=""/>
-                <m:endChr m:val=")"/>
-                <m:grow/>
-              </m:dPr>
-              <m:e>
-                <m:r>
-                  <m:t>4</m:t>
-                </m:r>
-              </m:e>
-            </m:d>
+            <m:r>
+              <m:rPr>
+                <m:sty m:val="p"/>
+              </m:rPr>
+              <m:t>(</m:t>
+            </m:r>
+            <m:r>
+              <m:t>4</m:t>
+            </m:r>
+            <m:r>
+              <m:rPr>
+                <m:sty m:val="p"/>
+              </m:rPr>
+              <m:t>)</m:t>
+            </m:r>
           </m:num>
           <m:den>
             <m:r>
@@ -1391,19 +1401,21 @@
                 </m:r>
               </m:sub>
             </m:sSub>
-            <m:d>
-              <m:dPr>
-                <m:begChr m:val="("/>
-                <m:sepChr m:val=""/>
-                <m:endChr m:val=")"/>
-                <m:grow/>
-              </m:dPr>
-              <m:e>
-                <m:r>
-                  <m:t>129</m:t>
-                </m:r>
-              </m:e>
-            </m:d>
+            <m:r>
+              <m:rPr>
+                <m:sty m:val="p"/>
+              </m:rPr>
+              <m:t>(</m:t>
+            </m:r>
+            <m:r>
+              <m:t>129</m:t>
+            </m:r>
+            <m:r>
+              <m:rPr>
+                <m:sty m:val="p"/>
+              </m:rPr>
+              <m:t>)</m:t>
+            </m:r>
           </m:num>
           <m:den>
             <m:r>
@@ -1525,19 +1537,21 @@
               </m:rPr>
               <m:t>ln</m:t>
             </m:r>
-            <m:d>
-              <m:dPr>
-                <m:begChr m:val="("/>
-                <m:sepChr m:val=""/>
-                <m:endChr m:val=")"/>
-                <m:grow/>
-              </m:dPr>
-              <m:e>
-                <m:r>
-                  <m:t>40</m:t>
-                </m:r>
-              </m:e>
-            </m:d>
+            <m:r>
+              <m:rPr>
+                <m:sty m:val="p"/>
+              </m:rPr>
+              <m:t>(</m:t>
+            </m:r>
+            <m:r>
+              <m:t>40</m:t>
+            </m:r>
+            <m:r>
+              <m:rPr>
+                <m:sty m:val="p"/>
+              </m:rPr>
+              <m:t>)</m:t>
+            </m:r>
           </m:num>
           <m:den>
             <m:r>
@@ -2232,19 +2246,21 @@
             </m:r>
           </m:sub>
         </m:sSub>
-        <m:d>
-          <m:dPr>
-            <m:begChr m:val="("/>
-            <m:sepChr m:val=""/>
-            <m:endChr m:val=")"/>
-            <m:grow/>
-          </m:dPr>
-          <m:e>
-            <m:r>
-              <m:t>3</m:t>
-            </m:r>
-          </m:e>
-        </m:d>
+        <m:r>
+          <m:rPr>
+            <m:sty m:val="p"/>
+          </m:rPr>
+          <m:t>(</m:t>
+        </m:r>
+        <m:r>
+          <m:t>3</m:t>
+        </m:r>
+        <m:r>
+          <m:rPr>
+            <m:sty m:val="p"/>
+          </m:rPr>
+          <m:t>)</m:t>
+        </m:r>
       </m:oMath>
       <w:r>
         <w:t xml:space="preserve">.</w:t>
@@ -2348,19 +2364,21 @@
             </m:r>
           </m:sub>
         </m:sSub>
-        <m:d>
-          <m:dPr>
-            <m:begChr m:val="("/>
-            <m:sepChr m:val=""/>
-            <m:endChr m:val=")"/>
-            <m:grow/>
-          </m:dPr>
-          <m:e>
-            <m:r>
-              <m:t>2</m:t>
-            </m:r>
-          </m:e>
-        </m:d>
+        <m:r>
+          <m:rPr>
+            <m:sty m:val="p"/>
+          </m:rPr>
+          <m:t>(</m:t>
+        </m:r>
+        <m:r>
+          <m:t>2</m:t>
+        </m:r>
+        <m:r>
+          <m:rPr>
+            <m:sty m:val="p"/>
+          </m:rPr>
+          <m:t>)</m:t>
+        </m:r>
       </m:oMath>
       <w:r>
         <w:t xml:space="preserve">.</w:t>
@@ -2467,19 +2485,21 @@
             </m:r>
           </m:sub>
         </m:sSub>
-        <m:d>
-          <m:dPr>
-            <m:begChr m:val="("/>
-            <m:sepChr m:val=""/>
-            <m:endChr m:val=")"/>
-            <m:grow/>
-          </m:dPr>
-          <m:e>
-            <m:r>
-              <m:t>2</m:t>
-            </m:r>
-          </m:e>
-        </m:d>
+        <m:r>
+          <m:rPr>
+            <m:sty m:val="p"/>
+          </m:rPr>
+          <m:t>(</m:t>
+        </m:r>
+        <m:r>
+          <m:t>2</m:t>
+        </m:r>
+        <m:r>
+          <m:rPr>
+            <m:sty m:val="p"/>
+          </m:rPr>
+          <m:t>)</m:t>
+        </m:r>
       </m:oMath>
       <w:r>
         <w:t xml:space="preserve">.</w:t>
@@ -2604,39 +2624,41 @@
             </m:r>
           </m:sub>
         </m:sSub>
-        <m:d>
-          <m:dPr>
-            <m:begChr m:val="("/>
-            <m:sepChr m:val=""/>
-            <m:endChr m:val=")"/>
-            <m:grow/>
-          </m:dPr>
+        <m:r>
+          <m:rPr>
+            <m:sty m:val="p"/>
+          </m:rPr>
+          <m:t>(</m:t>
+        </m:r>
+        <m:r>
+          <m:t>4</m:t>
+        </m:r>
+        <m:r>
+          <m:rPr>
+            <m:sty m:val="p"/>
+          </m:rPr>
+          <m:t>+</m:t>
+        </m:r>
+        <m:r>
+          <m:t>4</m:t>
+        </m:r>
+        <m:rad>
+          <m:radPr>
+            <m:degHide m:val="on"/>
+          </m:radPr>
+          <m:deg/>
           <m:e>
             <m:r>
-              <m:t>4</m:t>
-            </m:r>
-            <m:r>
-              <m:rPr>
-                <m:sty m:val="p"/>
-              </m:rPr>
-              <m:t>+</m:t>
-            </m:r>
-            <m:r>
-              <m:t>4</m:t>
-            </m:r>
-            <m:rad>
-              <m:radPr>
-                <m:degHide m:val="on"/>
-              </m:radPr>
-              <m:deg/>
-              <m:e>
-                <m:r>
-                  <m:t>2</m:t>
-                </m:r>
-              </m:e>
-            </m:rad>
+              <m:t>2</m:t>
+            </m:r>
           </m:e>
-        </m:d>
+        </m:rad>
+        <m:r>
+          <m:rPr>
+            <m:sty m:val="p"/>
+          </m:rPr>
+          <m:t>)</m:t>
+        </m:r>
       </m:oMath>
       <w:r>
         <w:t xml:space="preserve">.</w:t>
@@ -2656,7 +2678,7 @@
         </w:pict>
       </w:r>
     </w:p>
-    <w:bookmarkStart w:id="22" w:name="version-history-and-licensing"/>
+    <w:bookmarkStart w:id="11" w:name="version-history-and-licensing"/>
     <w:p>
       <w:pPr>
         <w:pStyle w:val="Heading2"/>
@@ -2689,7 +2711,7 @@
       <w:pPr>
         <w:pStyle w:val="FirstParagraph"/>
       </w:pPr>
-      <w:hyperlink r:id="rId21">
+      <w:hyperlink r:id="rId10">
         <w:r>
           <w:rPr>
             <w:rStyle w:val="Hyperlink"/>
@@ -2698,7 +2720,7 @@
         </w:r>
       </w:hyperlink>
     </w:p>
-    <w:bookmarkEnd w:id="22"/>
+    <w:bookmarkEnd w:id="11"/>
     <w:sectPr>
       <w:pgSz w:h="15840" w:w="12240"/>
       <w:pgMar w:bottom="1440" w:footer="720" w:gutter="0" w:header="720" w:left="1440" w:right="1440" w:top="1440"/>
